--- a/documents/finance analytics project brief.docx
+++ b/documents/finance analytics project brief.docx
@@ -62,16 +62,13 @@
       </w:r>
     </w:p>
     <w:p>
-      <w:r>
-        <w:t>[ Write a one-paragraph “elevator pitch” of the project. Clearly define the goal, including the problem we are trying to solve and how we will solve it. Briefly describe the expected outcome</w:t>
-      </w:r>
-      <w:proofErr w:type="gramStart"/>
-      <w:r>
-        <w:t>. ]</w:t>
-      </w:r>
-      <w:proofErr w:type="gramEnd"/>
+      <w:pPr>
+        <w:jc w:val="both"/>
+      </w:pPr>
+      <w:r>
+        <w:t>This project analyzes the financial performance of Nordic Retail Group to identify why strong revenue does not translate into profitability. By examining cost structures, operational efficiency, and scenario risks, the analysis uncovers structural inefficiencies and provides actionable recommendations to improve cost management and achieve sustainable profitability.</w:t>
+      </w:r>
     </w:p>
-    <w:p/>
     <w:p>
       <w:pPr>
         <w:pStyle w:val="Heading3"/>
@@ -425,16 +422,7 @@
         <w:t>Timeline &amp; Milestone</w:t>
       </w:r>
     </w:p>
-    <w:p>
-      <w:r>
-        <w:t xml:space="preserve">[ Describe the most important milestones here. Add links to additional documents or external project management </w:t>
-      </w:r>
-      <w:proofErr w:type="gramStart"/>
-      <w:r>
-        <w:t>tools ]</w:t>
-      </w:r>
-      <w:proofErr w:type="gramEnd"/>
-    </w:p>
+    <w:p/>
     <w:p>
       <w:pPr>
         <w:numPr>
@@ -443,23 +431,31 @@
         </w:numPr>
       </w:pPr>
       <w:r>
-        <w:t xml:space="preserve">[ Milestone </w:t>
-      </w:r>
-      <w:proofErr w:type="gramStart"/>
-      <w:r>
-        <w:t>1 ]</w:t>
-      </w:r>
-      <w:proofErr w:type="gramEnd"/>
-      <w:r>
-        <w:t xml:space="preserve"> - [ Check-in date, expected </w:t>
-      </w:r>
-      <w:proofErr w:type="gramStart"/>
-      <w:r>
-        <w:t>progress ]</w:t>
-      </w:r>
-      <w:proofErr w:type="gramEnd"/>
-      <w:r>
-        <w:t xml:space="preserve"> </w:t>
+        <w:t>Data Preparation &amp; Understanding</w:t>
+      </w:r>
+    </w:p>
+    <w:p>
+      <w:pPr>
+        <w:ind w:left="720"/>
+      </w:pPr>
+      <w:r>
+        <w:t>Clean and validate dataset (P&amp;L, accounts, transactions)</w:t>
+      </w:r>
+    </w:p>
+    <w:p>
+      <w:pPr>
+        <w:ind w:left="720"/>
+      </w:pPr>
+      <w:r>
+        <w:t>Define business objectives, analytical questions, and KPI framework</w:t>
+      </w:r>
+    </w:p>
+    <w:p>
+      <w:pPr>
+        <w:ind w:left="720"/>
+      </w:pPr>
+      <w:r>
+        <w:t>Expected Progress: Data ready for analysis + KPI structure finalized</w:t>
       </w:r>
     </w:p>
     <w:p>
@@ -468,18 +464,102 @@
           <w:ilvl w:val="0"/>
           <w:numId w:val="7"/>
         </w:numPr>
-      </w:pPr>
-      <w:r>
-        <w:t>XX</w:t>
+        <w:rPr>
+          <w:lang w:val="en-US"/>
+        </w:rPr>
+      </w:pPr>
+      <w:r>
+        <w:t>Analysis &amp; Dashboard Development</w:t>
+      </w:r>
+      <w:r>
+        <w:br/>
+      </w:r>
+      <w:r>
+        <w:rPr>
+          <w:lang w:val="en-US"/>
+        </w:rPr>
+        <w:t xml:space="preserve">Perform profitability, operational, and scenario analysis </w:t>
       </w:r>
     </w:p>
     <w:p>
       <w:pPr>
         <w:ind w:left="720"/>
-      </w:pPr>
+        <w:rPr>
+          <w:lang w:val="en-US"/>
+        </w:rPr>
+      </w:pPr>
+      <w:r>
+        <w:rPr>
+          <w:lang w:val="en-US"/>
+        </w:rPr>
+        <w:t xml:space="preserve">Build visualizations (Profitability, Operation, Scenario layers) </w:t>
+      </w:r>
     </w:p>
     <w:p>
       <w:pPr>
+        <w:ind w:left="720"/>
+        <w:rPr>
+          <w:lang w:val="en-US"/>
+        </w:rPr>
+      </w:pPr>
+      <w:r>
+        <w:rPr>
+          <w:lang w:val="en-US"/>
+        </w:rPr>
+        <w:t xml:space="preserve">Expected Progress: </w:t>
+      </w:r>
+      <w:r>
+        <w:rPr>
+          <w:b/>
+          <w:bCs/>
+          <w:lang w:val="en-US"/>
+        </w:rPr>
+        <w:t>Core insights identified + dashboard completed</w:t>
+      </w:r>
+      <w:r>
+        <w:rPr>
+          <w:lang w:val="en-US"/>
+        </w:rPr>
+        <w:t xml:space="preserve"> </w:t>
+      </w:r>
+    </w:p>
+    <w:p>
+      <w:pPr>
+        <w:numPr>
+          <w:ilvl w:val="0"/>
+          <w:numId w:val="7"/>
+        </w:numPr>
+      </w:pPr>
+      <w:r>
+        <w:t>Insight Generation &amp; Presentation</w:t>
+      </w:r>
+    </w:p>
+    <w:p>
+      <w:pPr>
+        <w:ind w:left="720"/>
+      </w:pPr>
+      <w:r>
+        <w:t xml:space="preserve">Develop key findings, conclusions, and recommendations </w:t>
+      </w:r>
+    </w:p>
+    <w:p>
+      <w:pPr>
+        <w:ind w:left="720"/>
+      </w:pPr>
+      <w:r>
+        <w:t xml:space="preserve">Create presentation slides (storytelling + business impact) </w:t>
+      </w:r>
+    </w:p>
+    <w:p>
+      <w:pPr>
+        <w:ind w:left="720"/>
+      </w:pPr>
+      <w:r>
+        <w:t xml:space="preserve">Expected Progress: Final report and presentation ready for stakeholders </w:t>
+      </w:r>
+    </w:p>
+    <w:p>
+      <w:pPr>
         <w:pStyle w:val="Heading3"/>
       </w:pPr>
       <w:bookmarkStart w:id="5" w:name="_1ykpsqijdtae" w:colFirst="0" w:colLast="0"/>
@@ -489,57 +569,247 @@
       </w:r>
     </w:p>
     <w:p>
-      <w:r>
-        <w:t>[ Describe how you will keep stakeholders informed. Write down all types of communication channels: project Slack channel, regular emails/meetings, shared project trackers</w:t>
-      </w:r>
-      <w:proofErr w:type="gramStart"/>
-      <w:r>
-        <w:t>) ]</w:t>
-      </w:r>
-      <w:proofErr w:type="gramEnd"/>
+      <w:pPr>
+        <w:rPr>
+          <w:lang w:val="en-US"/>
+        </w:rPr>
+      </w:pPr>
+      <w:r>
+        <w:rPr>
+          <w:b/>
+          <w:bCs/>
+          <w:lang w:val="en-US"/>
+        </w:rPr>
+        <w:t>Project Kick-off Meeting</w:t>
+      </w:r>
+      <w:r>
+        <w:rPr>
+          <w:lang w:val="en-US"/>
+        </w:rPr>
+        <w:t xml:space="preserve"> </w:t>
+      </w:r>
+      <w:r>
+        <w:rPr>
+          <w:lang w:val="en-US"/>
+        </w:rPr>
+        <w:br/>
+        <w:t>Purpose: Align on objectives, scope, KPIs, and expectations</w:t>
+      </w:r>
+      <w:r>
+        <w:rPr>
+          <w:lang w:val="en-US"/>
+        </w:rPr>
+        <w:t xml:space="preserve"> </w:t>
+      </w:r>
+      <w:r>
+        <w:rPr>
+          <w:b/>
+          <w:bCs/>
+          <w:lang w:val="en-US"/>
+        </w:rPr>
+        <w:t>Day 1 (Start of project)</w:t>
+      </w:r>
     </w:p>
     <w:p>
       <w:pPr>
-        <w:numPr>
-          <w:ilvl w:val="0"/>
-          <w:numId w:val="2"/>
-        </w:numPr>
-      </w:pPr>
-      <w:r>
-        <w:t xml:space="preserve">[ Meeting </w:t>
-      </w:r>
-      <w:proofErr w:type="gramStart"/>
-      <w:r>
-        <w:t>name ]</w:t>
-      </w:r>
-      <w:proofErr w:type="gramEnd"/>
-      <w:r>
-        <w:t xml:space="preserve"> - [ Purpose, cadence (weekly, daily, etc.</w:t>
-      </w:r>
-      <w:proofErr w:type="gramStart"/>
-      <w:r>
-        <w:t>) ]</w:t>
-      </w:r>
-      <w:proofErr w:type="gramEnd"/>
-      <w:r>
-        <w:t xml:space="preserve"> </w:t>
-      </w:r>
+        <w:rPr>
+          <w:b/>
+          <w:bCs/>
+          <w:lang w:val="en-US"/>
+        </w:rPr>
+      </w:pPr>
     </w:p>
     <w:p>
       <w:pPr>
-        <w:numPr>
-          <w:ilvl w:val="0"/>
-          <w:numId w:val="2"/>
-        </w:numPr>
-      </w:pPr>
-      <w:r>
-        <w:t>XX</w:t>
+        <w:rPr>
+          <w:lang w:val="en-US"/>
+        </w:rPr>
+      </w:pPr>
+      <w:r>
+        <w:rPr>
+          <w:b/>
+          <w:bCs/>
+          <w:lang w:val="en-US"/>
+        </w:rPr>
+        <w:t>Daily Check-in / Progress Sync</w:t>
+      </w:r>
+      <w:r>
+        <w:rPr>
+          <w:lang w:val="en-US"/>
+        </w:rPr>
+        <w:t xml:space="preserve"> </w:t>
+      </w:r>
+      <w:r>
+        <w:rPr>
+          <w:lang w:val="en-US"/>
+        </w:rPr>
+        <w:br/>
+        <w:t>Purpose: Share progress updates, highlight blockers, and adjust priorities</w:t>
+      </w:r>
+      <w:r>
+        <w:rPr>
+          <w:lang w:val="en-US"/>
+        </w:rPr>
+        <w:t xml:space="preserve"> </w:t>
+      </w:r>
+      <w:r>
+        <w:rPr>
+          <w:b/>
+          <w:bCs/>
+          <w:lang w:val="en-US"/>
+        </w:rPr>
+        <w:t>Daily (Day 1 &amp; Day 2)</w:t>
       </w:r>
     </w:p>
     <w:p>
       <w:pPr>
-        <w:ind w:left="720"/>
-      </w:pPr>
+        <w:rPr>
+          <w:lang w:val="en-US"/>
+        </w:rPr>
+      </w:pPr>
+    </w:p>
+    <w:p>
+      <w:pPr>
+        <w:rPr>
+          <w:lang w:val="en-US"/>
+        </w:rPr>
+      </w:pPr>
+      <w:r>
+        <w:rPr>
+          <w:b/>
+          <w:bCs/>
+          <w:lang w:val="en-US"/>
+        </w:rPr>
+        <w:t>Project Chat Channel (Slack / WhatsApp)</w:t>
+      </w:r>
+      <w:r>
+        <w:rPr>
+          <w:lang w:val="en-US"/>
+        </w:rPr>
+        <w:t xml:space="preserve"> </w:t>
+      </w:r>
+      <w:r>
+        <w:rPr>
+          <w:lang w:val="en-US"/>
+        </w:rPr>
+        <w:br/>
+        <w:t>Purpose: Real-time communication and quick issue resolution</w:t>
+      </w:r>
+      <w:r>
+        <w:rPr>
+          <w:lang w:val="en-US"/>
+        </w:rPr>
+        <w:t xml:space="preserve"> </w:t>
+      </w:r>
+      <w:r>
+        <w:rPr>
+          <w:b/>
+          <w:bCs/>
+          <w:lang w:val="en-US"/>
+        </w:rPr>
+        <w:t>Ongoing (throughout project)</w:t>
+      </w:r>
+    </w:p>
+    <w:p>
+      <w:pPr>
+        <w:rPr>
+          <w:lang w:val="en-US"/>
+        </w:rPr>
+      </w:pPr>
+    </w:p>
+    <w:p>
+      <w:pPr>
+        <w:rPr>
+          <w:lang w:val="en-US"/>
+        </w:rPr>
+      </w:pPr>
+      <w:r>
+        <w:rPr>
+          <w:b/>
+          <w:bCs/>
+          <w:lang w:val="en-US"/>
+        </w:rPr>
+        <w:t>Interim Update (Quick Review)</w:t>
+      </w:r>
+      <w:r>
+        <w:rPr>
+          <w:lang w:val="en-US"/>
+        </w:rPr>
+        <w:t xml:space="preserve"> </w:t>
+      </w:r>
+      <w:r>
+        <w:rPr>
+          <w:lang w:val="en-US"/>
+        </w:rPr>
+        <w:br/>
+        <w:t>Purpose: Share early findings and validate direction with stakeholders</w:t>
+      </w:r>
+      <w:r>
+        <w:rPr>
+          <w:lang w:val="en-US"/>
+        </w:rPr>
+        <w:t xml:space="preserve"> </w:t>
+      </w:r>
+      <w:r>
+        <w:rPr>
+          <w:b/>
+          <w:bCs/>
+          <w:lang w:val="en-US"/>
+        </w:rPr>
+        <w:t>End of Day 1</w:t>
+      </w:r>
+    </w:p>
+    <w:p>
+      <w:pPr>
+        <w:rPr>
+          <w:b/>
+          <w:bCs/>
+          <w:lang w:val="en-US"/>
+        </w:rPr>
+      </w:pPr>
+    </w:p>
+    <w:p>
+      <w:pPr>
+        <w:rPr>
+          <w:lang w:val="en-US"/>
+        </w:rPr>
+      </w:pPr>
+      <w:r>
+        <w:rPr>
+          <w:b/>
+          <w:bCs/>
+          <w:lang w:val="en-US"/>
+        </w:rPr>
+        <w:lastRenderedPageBreak/>
+        <w:t>Final Presentation Meeting</w:t>
+      </w:r>
+      <w:r>
+        <w:rPr>
+          <w:lang w:val="en-US"/>
+        </w:rPr>
+        <w:t xml:space="preserve"> </w:t>
+      </w:r>
+      <w:r>
+        <w:rPr>
+          <w:lang w:val="en-US"/>
+        </w:rPr>
+        <w:br/>
+        <w:t>Purpose: Present insights, conclusions, and recommendations</w:t>
+      </w:r>
+      <w:r>
+        <w:rPr>
+          <w:lang w:val="en-US"/>
+        </w:rPr>
+        <w:t xml:space="preserve"> </w:t>
+      </w:r>
+      <w:r>
+        <w:rPr>
+          <w:b/>
+          <w:bCs/>
+          <w:lang w:val="en-US"/>
+        </w:rPr>
+        <w:t>Day 2 (End of project)</w:t>
+      </w:r>
     </w:p>
     <w:p>
       <w:pPr>
@@ -563,8 +833,8 @@
         <w:tblLook w:val="04A0" w:firstRow="1" w:lastRow="0" w:firstColumn="1" w:lastColumn="0" w:noHBand="0" w:noVBand="1"/>
       </w:tblPr>
       <w:tblGrid>
-        <w:gridCol w:w="1657"/>
-        <w:gridCol w:w="7703"/>
+        <w:gridCol w:w="1800"/>
+        <w:gridCol w:w="7560"/>
       </w:tblGrid>
       <w:tr>
         <w:trPr>
@@ -573,7 +843,7 @@
         <w:tc>
           <w:tcPr>
             <w:cnfStyle w:val="001000000100" w:firstRow="0" w:lastRow="0" w:firstColumn="1" w:lastColumn="0" w:oddVBand="0" w:evenVBand="0" w:oddHBand="0" w:evenHBand="0" w:firstRowFirstColumn="1" w:firstRowLastColumn="0" w:lastRowFirstColumn="0" w:lastRowLastColumn="0"/>
-            <w:tcW w:w="0" w:type="auto"/>
+            <w:tcW w:w="1800" w:type="dxa"/>
             <w:hideMark/>
           </w:tcPr>
           <w:p>
@@ -602,7 +872,7 @@
         </w:tc>
         <w:tc>
           <w:tcPr>
-            <w:tcW w:w="7703" w:type="dxa"/>
+            <w:tcW w:w="7560" w:type="dxa"/>
             <w:hideMark/>
           </w:tcPr>
           <w:p>
@@ -637,7 +907,7 @@
         <w:tc>
           <w:tcPr>
             <w:cnfStyle w:val="001000000000" w:firstRow="0" w:lastRow="0" w:firstColumn="1" w:lastColumn="0" w:oddVBand="0" w:evenVBand="0" w:oddHBand="0" w:evenHBand="0" w:firstRowFirstColumn="0" w:firstRowLastColumn="0" w:lastRowFirstColumn="0" w:lastRowLastColumn="0"/>
-            <w:tcW w:w="0" w:type="auto"/>
+            <w:tcW w:w="1800" w:type="dxa"/>
             <w:hideMark/>
           </w:tcPr>
           <w:p>
@@ -661,7 +931,7 @@
         </w:tc>
         <w:tc>
           <w:tcPr>
-            <w:tcW w:w="7703" w:type="dxa"/>
+            <w:tcW w:w="7560" w:type="dxa"/>
             <w:hideMark/>
           </w:tcPr>
           <w:p>
@@ -713,7 +983,7 @@
         <w:tc>
           <w:tcPr>
             <w:cnfStyle w:val="001000000000" w:firstRow="0" w:lastRow="0" w:firstColumn="1" w:lastColumn="0" w:oddVBand="0" w:evenVBand="0" w:oddHBand="0" w:evenHBand="0" w:firstRowFirstColumn="0" w:firstRowLastColumn="0" w:lastRowFirstColumn="0" w:lastRowLastColumn="0"/>
-            <w:tcW w:w="0" w:type="auto"/>
+            <w:tcW w:w="1800" w:type="dxa"/>
             <w:hideMark/>
           </w:tcPr>
           <w:p>
@@ -737,7 +1007,7 @@
         </w:tc>
         <w:tc>
           <w:tcPr>
-            <w:tcW w:w="7703" w:type="dxa"/>
+            <w:tcW w:w="7560" w:type="dxa"/>
             <w:hideMark/>
           </w:tcPr>
           <w:p>
@@ -768,7 +1038,7 @@
         <w:tc>
           <w:tcPr>
             <w:cnfStyle w:val="001000000000" w:firstRow="0" w:lastRow="0" w:firstColumn="1" w:lastColumn="0" w:oddVBand="0" w:evenVBand="0" w:oddHBand="0" w:evenHBand="0" w:firstRowFirstColumn="0" w:firstRowLastColumn="0" w:lastRowFirstColumn="0" w:lastRowLastColumn="0"/>
-            <w:tcW w:w="0" w:type="auto"/>
+            <w:tcW w:w="1800" w:type="dxa"/>
             <w:hideMark/>
           </w:tcPr>
           <w:p>
@@ -792,7 +1062,7 @@
         </w:tc>
         <w:tc>
           <w:tcPr>
-            <w:tcW w:w="7703" w:type="dxa"/>
+            <w:tcW w:w="7560" w:type="dxa"/>
             <w:hideMark/>
           </w:tcPr>
           <w:p>
@@ -836,7 +1106,7 @@
         <w:tc>
           <w:tcPr>
             <w:cnfStyle w:val="001000000000" w:firstRow="0" w:lastRow="0" w:firstColumn="1" w:lastColumn="0" w:oddVBand="0" w:evenVBand="0" w:oddHBand="0" w:evenHBand="0" w:firstRowFirstColumn="0" w:firstRowLastColumn="0" w:lastRowFirstColumn="0" w:lastRowLastColumn="0"/>
-            <w:tcW w:w="0" w:type="auto"/>
+            <w:tcW w:w="1800" w:type="dxa"/>
             <w:hideMark/>
           </w:tcPr>
           <w:p>
@@ -860,7 +1130,7 @@
         </w:tc>
         <w:tc>
           <w:tcPr>
-            <w:tcW w:w="7703" w:type="dxa"/>
+            <w:tcW w:w="7560" w:type="dxa"/>
             <w:hideMark/>
           </w:tcPr>
           <w:p>
@@ -891,7 +1161,7 @@
         <w:tc>
           <w:tcPr>
             <w:cnfStyle w:val="001000000000" w:firstRow="0" w:lastRow="0" w:firstColumn="1" w:lastColumn="0" w:oddVBand="0" w:evenVBand="0" w:oddHBand="0" w:evenHBand="0" w:firstRowFirstColumn="0" w:firstRowLastColumn="0" w:lastRowFirstColumn="0" w:lastRowLastColumn="0"/>
-            <w:tcW w:w="0" w:type="auto"/>
+            <w:tcW w:w="1800" w:type="dxa"/>
             <w:hideMark/>
           </w:tcPr>
           <w:p>
@@ -915,7 +1185,7 @@
         </w:tc>
         <w:tc>
           <w:tcPr>
-            <w:tcW w:w="7703" w:type="dxa"/>
+            <w:tcW w:w="7560" w:type="dxa"/>
             <w:hideMark/>
           </w:tcPr>
           <w:p>
@@ -943,7 +1213,7 @@
         <w:tc>
           <w:tcPr>
             <w:cnfStyle w:val="001000000000" w:firstRow="0" w:lastRow="0" w:firstColumn="1" w:lastColumn="0" w:oddVBand="0" w:evenVBand="0" w:oddHBand="0" w:evenHBand="0" w:firstRowFirstColumn="0" w:firstRowLastColumn="0" w:lastRowFirstColumn="0" w:lastRowLastColumn="0"/>
-            <w:tcW w:w="0" w:type="auto"/>
+            <w:tcW w:w="1800" w:type="dxa"/>
           </w:tcPr>
           <w:p>
             <w:pPr>
@@ -965,7 +1235,7 @@
         </w:tc>
         <w:tc>
           <w:tcPr>
-            <w:tcW w:w="7703" w:type="dxa"/>
+            <w:tcW w:w="7560" w:type="dxa"/>
           </w:tcPr>
           <w:p>
             <w:pPr>
@@ -1001,11 +1271,11 @@
         <w:tblLook w:val="04A0" w:firstRow="1" w:lastRow="0" w:firstColumn="1" w:lastColumn="0" w:noHBand="0" w:noVBand="1"/>
       </w:tblPr>
       <w:tblGrid>
-        <w:gridCol w:w="1746"/>
-        <w:gridCol w:w="2213"/>
-        <w:gridCol w:w="1891"/>
-        <w:gridCol w:w="1354"/>
-        <w:gridCol w:w="2156"/>
+        <w:gridCol w:w="1784"/>
+        <w:gridCol w:w="2259"/>
+        <w:gridCol w:w="1785"/>
+        <w:gridCol w:w="1308"/>
+        <w:gridCol w:w="2224"/>
       </w:tblGrid>
       <w:tr>
         <w:trPr>
@@ -1022,8 +1292,6 @@
               <w:jc w:val="center"/>
               <w:rPr>
                 <w:rFonts w:ascii="Arial" w:eastAsia="Times New Roman" w:hAnsi="Arial" w:cs="Arial"/>
-                <w:b/>
-                <w:bCs/>
                 <w:sz w:val="18"/>
                 <w:szCs w:val="18"/>
                 <w:lang w:val="en-US"/>
@@ -1032,8 +1300,6 @@
             <w:r>
               <w:rPr>
                 <w:rFonts w:ascii="Arial" w:eastAsia="Times New Roman" w:hAnsi="Arial" w:cs="Arial"/>
-                <w:b/>
-                <w:bCs/>
                 <w:sz w:val="18"/>
                 <w:szCs w:val="18"/>
                 <w:lang w:val="en-US"/>
@@ -1053,8 +1319,6 @@
               <w:cnfStyle w:val="100000000000" w:firstRow="1" w:lastRow="0" w:firstColumn="0" w:lastColumn="0" w:oddVBand="0" w:evenVBand="0" w:oddHBand="0" w:evenHBand="0" w:firstRowFirstColumn="0" w:firstRowLastColumn="0" w:lastRowFirstColumn="0" w:lastRowLastColumn="0"/>
               <w:rPr>
                 <w:rFonts w:ascii="Arial" w:eastAsia="Times New Roman" w:hAnsi="Arial" w:cs="Arial"/>
-                <w:b/>
-                <w:bCs/>
                 <w:sz w:val="18"/>
                 <w:szCs w:val="18"/>
                 <w:lang w:val="en-US"/>
@@ -1063,8 +1327,6 @@
             <w:r>
               <w:rPr>
                 <w:rFonts w:ascii="Arial" w:eastAsia="Times New Roman" w:hAnsi="Arial" w:cs="Arial"/>
-                <w:b/>
-                <w:bCs/>
                 <w:sz w:val="18"/>
                 <w:szCs w:val="18"/>
                 <w:lang w:val="en-US"/>
@@ -1084,8 +1346,6 @@
               <w:cnfStyle w:val="100000000000" w:firstRow="1" w:lastRow="0" w:firstColumn="0" w:lastColumn="0" w:oddVBand="0" w:evenVBand="0" w:oddHBand="0" w:evenHBand="0" w:firstRowFirstColumn="0" w:firstRowLastColumn="0" w:lastRowFirstColumn="0" w:lastRowLastColumn="0"/>
               <w:rPr>
                 <w:rFonts w:ascii="Arial" w:eastAsia="Times New Roman" w:hAnsi="Arial" w:cs="Arial"/>
-                <w:b/>
-                <w:bCs/>
                 <w:sz w:val="18"/>
                 <w:szCs w:val="18"/>
                 <w:lang w:val="en-US"/>
@@ -1094,8 +1354,6 @@
             <w:r>
               <w:rPr>
                 <w:rFonts w:ascii="Arial" w:eastAsia="Times New Roman" w:hAnsi="Arial" w:cs="Arial"/>
-                <w:b/>
-                <w:bCs/>
                 <w:sz w:val="18"/>
                 <w:szCs w:val="18"/>
                 <w:lang w:val="en-US"/>
@@ -1115,8 +1373,6 @@
               <w:cnfStyle w:val="100000000000" w:firstRow="1" w:lastRow="0" w:firstColumn="0" w:lastColumn="0" w:oddVBand="0" w:evenVBand="0" w:oddHBand="0" w:evenHBand="0" w:firstRowFirstColumn="0" w:firstRowLastColumn="0" w:lastRowFirstColumn="0" w:lastRowLastColumn="0"/>
               <w:rPr>
                 <w:rFonts w:ascii="Arial" w:eastAsia="Times New Roman" w:hAnsi="Arial" w:cs="Arial"/>
-                <w:b/>
-                <w:bCs/>
                 <w:sz w:val="18"/>
                 <w:szCs w:val="18"/>
                 <w:lang w:val="en-US"/>
@@ -1125,8 +1381,6 @@
             <w:r>
               <w:rPr>
                 <w:rFonts w:ascii="Arial" w:eastAsia="Times New Roman" w:hAnsi="Arial" w:cs="Arial"/>
-                <w:b/>
-                <w:bCs/>
                 <w:sz w:val="18"/>
                 <w:szCs w:val="18"/>
                 <w:lang w:val="en-US"/>
@@ -1146,8 +1400,6 @@
               <w:cnfStyle w:val="100000000000" w:firstRow="1" w:lastRow="0" w:firstColumn="0" w:lastColumn="0" w:oddVBand="0" w:evenVBand="0" w:oddHBand="0" w:evenHBand="0" w:firstRowFirstColumn="0" w:firstRowLastColumn="0" w:lastRowFirstColumn="0" w:lastRowLastColumn="0"/>
               <w:rPr>
                 <w:rFonts w:ascii="Arial" w:eastAsia="Times New Roman" w:hAnsi="Arial" w:cs="Arial"/>
-                <w:b/>
-                <w:bCs/>
                 <w:sz w:val="18"/>
                 <w:szCs w:val="18"/>
                 <w:lang w:val="en-US"/>
@@ -1156,8 +1408,6 @@
             <w:r>
               <w:rPr>
                 <w:rFonts w:ascii="Arial" w:eastAsia="Times New Roman" w:hAnsi="Arial" w:cs="Arial"/>
-                <w:b/>
-                <w:bCs/>
                 <w:sz w:val="18"/>
                 <w:szCs w:val="18"/>
                 <w:lang w:val="en-US"/>
@@ -1233,18 +1483,14 @@
               <w:cnfStyle w:val="000000100000" w:firstRow="0" w:lastRow="0" w:firstColumn="0" w:lastColumn="0" w:oddVBand="0" w:evenVBand="0" w:oddHBand="1" w:evenHBand="0" w:firstRowFirstColumn="0" w:firstRowLastColumn="0" w:lastRowFirstColumn="0" w:lastRowLastColumn="0"/>
               <w:rPr>
                 <w:rFonts w:eastAsia="Times New Roman"/>
-                <w:b/>
-                <w:bCs/>
-                <w:sz w:val="18"/>
-                <w:szCs w:val="18"/>
-                <w:lang w:val="en-US"/>
-              </w:rPr>
-            </w:pPr>
-            <w:r>
-              <w:rPr>
-                <w:rFonts w:eastAsia="Times New Roman"/>
-                <w:b/>
-                <w:bCs/>
+                <w:sz w:val="18"/>
+                <w:szCs w:val="18"/>
+                <w:lang w:val="en-US"/>
+              </w:rPr>
+            </w:pPr>
+            <w:r>
+              <w:rPr>
+                <w:rFonts w:eastAsia="Times New Roman"/>
                 <w:sz w:val="18"/>
                 <w:szCs w:val="18"/>
                 <w:lang w:val="en-US"/>
@@ -1329,7 +1575,6 @@
                 <w:szCs w:val="18"/>
                 <w:lang w:val="en-US"/>
               </w:rPr>
-              <w:lastRenderedPageBreak/>
               <w:t>Improve profitability</w:t>
             </w:r>
           </w:p>
@@ -1370,18 +1615,14 @@
               <w:cnfStyle w:val="000000000000" w:firstRow="0" w:lastRow="0" w:firstColumn="0" w:lastColumn="0" w:oddVBand="0" w:evenVBand="0" w:oddHBand="0" w:evenHBand="0" w:firstRowFirstColumn="0" w:firstRowLastColumn="0" w:lastRowFirstColumn="0" w:lastRowLastColumn="0"/>
               <w:rPr>
                 <w:rFonts w:eastAsia="Times New Roman"/>
-                <w:b/>
-                <w:bCs/>
-                <w:sz w:val="18"/>
-                <w:szCs w:val="18"/>
-                <w:lang w:val="en-US"/>
-              </w:rPr>
-            </w:pPr>
-            <w:r>
-              <w:rPr>
-                <w:rFonts w:eastAsia="Times New Roman"/>
-                <w:b/>
-                <w:bCs/>
+                <w:sz w:val="18"/>
+                <w:szCs w:val="18"/>
+                <w:lang w:val="en-US"/>
+              </w:rPr>
+            </w:pPr>
+            <w:r>
+              <w:rPr>
+                <w:rFonts w:eastAsia="Times New Roman"/>
                 <w:sz w:val="18"/>
                 <w:szCs w:val="18"/>
                 <w:lang w:val="en-US"/>
@@ -1509,18 +1750,14 @@
               <w:cnfStyle w:val="000000100000" w:firstRow="0" w:lastRow="0" w:firstColumn="0" w:lastColumn="0" w:oddVBand="0" w:evenVBand="0" w:oddHBand="1" w:evenHBand="0" w:firstRowFirstColumn="0" w:firstRowLastColumn="0" w:lastRowFirstColumn="0" w:lastRowLastColumn="0"/>
               <w:rPr>
                 <w:rFonts w:eastAsia="Times New Roman"/>
-                <w:b/>
-                <w:bCs/>
-                <w:sz w:val="18"/>
-                <w:szCs w:val="18"/>
-                <w:lang w:val="en-US"/>
-              </w:rPr>
-            </w:pPr>
-            <w:r>
-              <w:rPr>
-                <w:rFonts w:eastAsia="Times New Roman"/>
-                <w:b/>
-                <w:bCs/>
+                <w:sz w:val="18"/>
+                <w:szCs w:val="18"/>
+                <w:lang w:val="en-US"/>
+              </w:rPr>
+            </w:pPr>
+            <w:r>
+              <w:rPr>
+                <w:rFonts w:eastAsia="Times New Roman"/>
                 <w:sz w:val="18"/>
                 <w:szCs w:val="18"/>
                 <w:lang w:val="en-US"/>
@@ -1530,8 +1767,6 @@
             <w:r>
               <w:rPr>
                 <w:rFonts w:eastAsia="Times New Roman"/>
-                <w:b/>
-                <w:bCs/>
                 <w:sz w:val="18"/>
                 <w:szCs w:val="18"/>
               </w:rPr>
@@ -1540,8 +1775,6 @@
             <w:r>
               <w:rPr>
                 <w:rFonts w:eastAsia="Times New Roman"/>
-                <w:b/>
-                <w:bCs/>
                 <w:sz w:val="18"/>
                 <w:szCs w:val="18"/>
               </w:rPr>
@@ -1550,8 +1783,6 @@
             <w:r>
               <w:rPr>
                 <w:rFonts w:eastAsia="Times New Roman"/>
-                <w:b/>
-                <w:bCs/>
                 <w:sz w:val="18"/>
                 <w:szCs w:val="18"/>
               </w:rPr>
@@ -1711,18 +1942,14 @@
               <w:cnfStyle w:val="000000000000" w:firstRow="0" w:lastRow="0" w:firstColumn="0" w:lastColumn="0" w:oddVBand="0" w:evenVBand="0" w:oddHBand="0" w:evenHBand="0" w:firstRowFirstColumn="0" w:firstRowLastColumn="0" w:lastRowFirstColumn="0" w:lastRowLastColumn="0"/>
               <w:rPr>
                 <w:rFonts w:eastAsia="Times New Roman"/>
-                <w:b/>
-                <w:bCs/>
-                <w:sz w:val="18"/>
-                <w:szCs w:val="18"/>
-                <w:lang w:val="en-US"/>
-              </w:rPr>
-            </w:pPr>
-            <w:r>
-              <w:rPr>
-                <w:rFonts w:eastAsia="Times New Roman"/>
-                <w:b/>
-                <w:bCs/>
+                <w:sz w:val="18"/>
+                <w:szCs w:val="18"/>
+                <w:lang w:val="en-US"/>
+              </w:rPr>
+            </w:pPr>
+            <w:r>
+              <w:rPr>
+                <w:rFonts w:eastAsia="Times New Roman"/>
                 <w:sz w:val="18"/>
                 <w:szCs w:val="18"/>
                 <w:lang w:val="en-US"/>
@@ -1868,18 +2095,14 @@
               <w:cnfStyle w:val="000000100000" w:firstRow="0" w:lastRow="0" w:firstColumn="0" w:lastColumn="0" w:oddVBand="0" w:evenVBand="0" w:oddHBand="1" w:evenHBand="0" w:firstRowFirstColumn="0" w:firstRowLastColumn="0" w:lastRowFirstColumn="0" w:lastRowLastColumn="0"/>
               <w:rPr>
                 <w:rFonts w:eastAsia="Times New Roman"/>
-                <w:b/>
-                <w:bCs/>
-                <w:sz w:val="18"/>
-                <w:szCs w:val="18"/>
-                <w:lang w:val="en-US"/>
-              </w:rPr>
-            </w:pPr>
-            <w:r>
-              <w:rPr>
-                <w:rFonts w:eastAsia="Times New Roman"/>
-                <w:b/>
-                <w:bCs/>
+                <w:sz w:val="18"/>
+                <w:szCs w:val="18"/>
+                <w:lang w:val="en-US"/>
+              </w:rPr>
+            </w:pPr>
+            <w:r>
+              <w:rPr>
+                <w:rFonts w:eastAsia="Times New Roman"/>
                 <w:sz w:val="18"/>
                 <w:szCs w:val="18"/>
                 <w:lang w:val="en-US"/>
@@ -1889,8 +2112,6 @@
             <w:r>
               <w:rPr>
                 <w:rFonts w:eastAsia="Times New Roman"/>
-                <w:b/>
-                <w:bCs/>
                 <w:sz w:val="18"/>
                 <w:szCs w:val="18"/>
                 <w:lang w:val="en-US"/>
@@ -2015,18 +2236,14 @@
               <w:cnfStyle w:val="000000000000" w:firstRow="0" w:lastRow="0" w:firstColumn="0" w:lastColumn="0" w:oddVBand="0" w:evenVBand="0" w:oddHBand="0" w:evenHBand="0" w:firstRowFirstColumn="0" w:firstRowLastColumn="0" w:lastRowFirstColumn="0" w:lastRowLastColumn="0"/>
               <w:rPr>
                 <w:rFonts w:eastAsia="Times New Roman"/>
-                <w:b/>
-                <w:bCs/>
-                <w:sz w:val="18"/>
-                <w:szCs w:val="18"/>
-                <w:lang w:val="en-US"/>
-              </w:rPr>
-            </w:pPr>
-            <w:r>
-              <w:rPr>
-                <w:rFonts w:eastAsia="Times New Roman"/>
-                <w:b/>
-                <w:bCs/>
+                <w:sz w:val="18"/>
+                <w:szCs w:val="18"/>
+                <w:lang w:val="en-US"/>
+              </w:rPr>
+            </w:pPr>
+            <w:r>
+              <w:rPr>
+                <w:rFonts w:eastAsia="Times New Roman"/>
                 <w:sz w:val="18"/>
                 <w:szCs w:val="18"/>
                 <w:lang w:val="en-US"/>
@@ -2154,18 +2371,14 @@
               <w:cnfStyle w:val="000000100000" w:firstRow="0" w:lastRow="0" w:firstColumn="0" w:lastColumn="0" w:oddVBand="0" w:evenVBand="0" w:oddHBand="1" w:evenHBand="0" w:firstRowFirstColumn="0" w:firstRowLastColumn="0" w:lastRowFirstColumn="0" w:lastRowLastColumn="0"/>
               <w:rPr>
                 <w:rFonts w:eastAsia="Times New Roman"/>
-                <w:b/>
-                <w:bCs/>
-                <w:sz w:val="18"/>
-                <w:szCs w:val="18"/>
-                <w:lang w:val="en-US"/>
-              </w:rPr>
-            </w:pPr>
-            <w:r>
-              <w:rPr>
-                <w:rFonts w:eastAsia="Times New Roman"/>
-                <w:b/>
-                <w:bCs/>
+                <w:sz w:val="18"/>
+                <w:szCs w:val="18"/>
+                <w:lang w:val="en-US"/>
+              </w:rPr>
+            </w:pPr>
+            <w:r>
+              <w:rPr>
+                <w:rFonts w:eastAsia="Times New Roman"/>
                 <w:sz w:val="18"/>
                 <w:szCs w:val="18"/>
                 <w:lang w:val="en-US"/>
@@ -2290,18 +2503,14 @@
               <w:cnfStyle w:val="000000000000" w:firstRow="0" w:lastRow="0" w:firstColumn="0" w:lastColumn="0" w:oddVBand="0" w:evenVBand="0" w:oddHBand="0" w:evenHBand="0" w:firstRowFirstColumn="0" w:firstRowLastColumn="0" w:lastRowFirstColumn="0" w:lastRowLastColumn="0"/>
               <w:rPr>
                 <w:rFonts w:eastAsia="Times New Roman"/>
-                <w:b/>
-                <w:bCs/>
-                <w:sz w:val="18"/>
-                <w:szCs w:val="18"/>
-                <w:lang w:val="en-US"/>
-              </w:rPr>
-            </w:pPr>
-            <w:r>
-              <w:rPr>
-                <w:rFonts w:eastAsia="Times New Roman"/>
-                <w:b/>
-                <w:bCs/>
+                <w:sz w:val="18"/>
+                <w:szCs w:val="18"/>
+                <w:lang w:val="en-US"/>
+              </w:rPr>
+            </w:pPr>
+            <w:r>
+              <w:rPr>
+                <w:rFonts w:eastAsia="Times New Roman"/>
                 <w:sz w:val="18"/>
                 <w:szCs w:val="18"/>
                 <w:lang w:val="en-US"/>
@@ -3355,6 +3564,155 @@
     </w:lvl>
   </w:abstractNum>
   <w:abstractNum w:abstractNumId="8" w15:restartNumberingAfterBreak="0">
+    <w:nsid w:val="74832508"/>
+    <w:multiLevelType w:val="multilevel"/>
+    <w:tmpl w:val="9DA2D65E"/>
+    <w:lvl w:ilvl="0">
+      <w:start w:val="1"/>
+      <w:numFmt w:val="bullet"/>
+      <w:lvlText w:val=""/>
+      <w:lvlJc w:val="left"/>
+      <w:pPr>
+        <w:tabs>
+          <w:tab w:val="num" w:pos="720"/>
+        </w:tabs>
+        <w:ind w:left="720" w:hanging="360"/>
+      </w:pPr>
+      <w:rPr>
+        <w:rFonts w:ascii="Symbol" w:hAnsi="Symbol" w:hint="default"/>
+        <w:sz w:val="20"/>
+      </w:rPr>
+    </w:lvl>
+    <w:lvl w:ilvl="1" w:tentative="1">
+      <w:start w:val="1"/>
+      <w:numFmt w:val="bullet"/>
+      <w:lvlText w:val="o"/>
+      <w:lvlJc w:val="left"/>
+      <w:pPr>
+        <w:tabs>
+          <w:tab w:val="num" w:pos="1440"/>
+        </w:tabs>
+        <w:ind w:left="1440" w:hanging="360"/>
+      </w:pPr>
+      <w:rPr>
+        <w:rFonts w:ascii="Courier New" w:hAnsi="Courier New" w:hint="default"/>
+        <w:sz w:val="20"/>
+      </w:rPr>
+    </w:lvl>
+    <w:lvl w:ilvl="2" w:tentative="1">
+      <w:start w:val="1"/>
+      <w:numFmt w:val="bullet"/>
+      <w:lvlText w:val=""/>
+      <w:lvlJc w:val="left"/>
+      <w:pPr>
+        <w:tabs>
+          <w:tab w:val="num" w:pos="2160"/>
+        </w:tabs>
+        <w:ind w:left="2160" w:hanging="360"/>
+      </w:pPr>
+      <w:rPr>
+        <w:rFonts w:ascii="Wingdings" w:hAnsi="Wingdings" w:hint="default"/>
+        <w:sz w:val="20"/>
+      </w:rPr>
+    </w:lvl>
+    <w:lvl w:ilvl="3" w:tentative="1">
+      <w:start w:val="1"/>
+      <w:numFmt w:val="bullet"/>
+      <w:lvlText w:val=""/>
+      <w:lvlJc w:val="left"/>
+      <w:pPr>
+        <w:tabs>
+          <w:tab w:val="num" w:pos="2880"/>
+        </w:tabs>
+        <w:ind w:left="2880" w:hanging="360"/>
+      </w:pPr>
+      <w:rPr>
+        <w:rFonts w:ascii="Wingdings" w:hAnsi="Wingdings" w:hint="default"/>
+        <w:sz w:val="20"/>
+      </w:rPr>
+    </w:lvl>
+    <w:lvl w:ilvl="4" w:tentative="1">
+      <w:start w:val="1"/>
+      <w:numFmt w:val="bullet"/>
+      <w:lvlText w:val=""/>
+      <w:lvlJc w:val="left"/>
+      <w:pPr>
+        <w:tabs>
+          <w:tab w:val="num" w:pos="3600"/>
+        </w:tabs>
+        <w:ind w:left="3600" w:hanging="360"/>
+      </w:pPr>
+      <w:rPr>
+        <w:rFonts w:ascii="Wingdings" w:hAnsi="Wingdings" w:hint="default"/>
+        <w:sz w:val="20"/>
+      </w:rPr>
+    </w:lvl>
+    <w:lvl w:ilvl="5" w:tentative="1">
+      <w:start w:val="1"/>
+      <w:numFmt w:val="bullet"/>
+      <w:lvlText w:val=""/>
+      <w:lvlJc w:val="left"/>
+      <w:pPr>
+        <w:tabs>
+          <w:tab w:val="num" w:pos="4320"/>
+        </w:tabs>
+        <w:ind w:left="4320" w:hanging="360"/>
+      </w:pPr>
+      <w:rPr>
+        <w:rFonts w:ascii="Wingdings" w:hAnsi="Wingdings" w:hint="default"/>
+        <w:sz w:val="20"/>
+      </w:rPr>
+    </w:lvl>
+    <w:lvl w:ilvl="6" w:tentative="1">
+      <w:start w:val="1"/>
+      <w:numFmt w:val="bullet"/>
+      <w:lvlText w:val=""/>
+      <w:lvlJc w:val="left"/>
+      <w:pPr>
+        <w:tabs>
+          <w:tab w:val="num" w:pos="5040"/>
+        </w:tabs>
+        <w:ind w:left="5040" w:hanging="360"/>
+      </w:pPr>
+      <w:rPr>
+        <w:rFonts w:ascii="Wingdings" w:hAnsi="Wingdings" w:hint="default"/>
+        <w:sz w:val="20"/>
+      </w:rPr>
+    </w:lvl>
+    <w:lvl w:ilvl="7" w:tentative="1">
+      <w:start w:val="1"/>
+      <w:numFmt w:val="bullet"/>
+      <w:lvlText w:val=""/>
+      <w:lvlJc w:val="left"/>
+      <w:pPr>
+        <w:tabs>
+          <w:tab w:val="num" w:pos="5760"/>
+        </w:tabs>
+        <w:ind w:left="5760" w:hanging="360"/>
+      </w:pPr>
+      <w:rPr>
+        <w:rFonts w:ascii="Wingdings" w:hAnsi="Wingdings" w:hint="default"/>
+        <w:sz w:val="20"/>
+      </w:rPr>
+    </w:lvl>
+    <w:lvl w:ilvl="8" w:tentative="1">
+      <w:start w:val="1"/>
+      <w:numFmt w:val="bullet"/>
+      <w:lvlText w:val=""/>
+      <w:lvlJc w:val="left"/>
+      <w:pPr>
+        <w:tabs>
+          <w:tab w:val="num" w:pos="6480"/>
+        </w:tabs>
+        <w:ind w:left="6480" w:hanging="360"/>
+      </w:pPr>
+      <w:rPr>
+        <w:rFonts w:ascii="Wingdings" w:hAnsi="Wingdings" w:hint="default"/>
+        <w:sz w:val="20"/>
+      </w:rPr>
+    </w:lvl>
+  </w:abstractNum>
+  <w:abstractNum w:abstractNumId="9" w15:restartNumberingAfterBreak="0">
     <w:nsid w:val="77195B7F"/>
     <w:multiLevelType w:val="multilevel"/>
     <w:tmpl w:val="D9286082"/>
@@ -3474,7 +3832,7 @@
     <w:abstractNumId w:val="0"/>
   </w:num>
   <w:num w:numId="3" w16cid:durableId="719088199">
-    <w:abstractNumId w:val="8"/>
+    <w:abstractNumId w:val="9"/>
   </w:num>
   <w:num w:numId="4" w16cid:durableId="107235863">
     <w:abstractNumId w:val="7"/>
@@ -3493,6 +3851,9 @@
   </w:num>
   <w:num w:numId="9" w16cid:durableId="451172563">
     <w:abstractNumId w:val="1"/>
+  </w:num>
+  <w:num w:numId="10" w16cid:durableId="898639266">
+    <w:abstractNumId w:val="8"/>
   </w:num>
 </w:numbering>
 </file>
@@ -4010,7 +4371,6 @@
   <w:style w:type="character" w:default="1" w:styleId="DefaultParagraphFont">
     <w:name w:val="Default Paragraph Font"/>
     <w:uiPriority w:val="1"/>
-    <w:semiHidden/>
     <w:unhideWhenUsed/>
   </w:style>
   <w:style w:type="table" w:default="1" w:styleId="TableNormal">
